--- a/docs/10-Production-Pipelines-and-Phased-Roadmap.docx
+++ b/docs/10-Production-Pipelines-and-Phased-Roadmap.docx
@@ -26,6 +26,1148 @@
         <w:t xml:space="preserve">Granular definition of production pipeline types, their purpose, and a sliced POC → Pilot → Production program with features, tasks, deliverables, and proof points.</w:t>
       </w:r>
     </w:p>
+    <w:p>
+      <w:pPr>
+        <w:spacing w:after="120"/>
+      </w:pPr>
+      <w:r>
+        <w:t xml:space="preserve">Nothing in this document is validated. Scope, timelines, pipeline counts, and the claim that 14 production pipelines are required are planning hypotheses only. The reference demo does not confirm any pipeline design. See Document 11 — zero assumptions validated at engagement start; demo is illustration, not proof.</w:t>
+      </w:r>
+    </w:p>
+    <w:p>
+      <w:pPr>
+        <w:spacing w:after="200"/>
+      </w:pPr>
+    </w:p>
+    <w:p>
+      <w:pPr>
+        <w:pStyle w:val="Heading2"/>
+      </w:pPr>
+      <w:r>
+        <w:t xml:space="preserve">Prerequisites</w:t>
+      </w:r>
+    </w:p>
+    <w:p>
+      <w:pPr>
+        <w:pStyle w:val="ListParagraph"/>
+        <w:numPr>
+          <w:ilvl w:val="0"/>
+          <w:numId w:val="2"/>
+        </w:numPr>
+        <w:spacing w:after="80"/>
+      </w:pPr>
+      <w:r>
+        <w:t xml:space="preserve">POC complete with ≥70% top-1 accuracy on curated scenarios (Document 05)</w:t>
+      </w:r>
+    </w:p>
+    <w:p>
+      <w:pPr>
+        <w:pStyle w:val="ListParagraph"/>
+        <w:numPr>
+          <w:ilvl w:val="0"/>
+          <w:numId w:val="2"/>
+        </w:numPr>
+        <w:spacing w:after="80"/>
+      </w:pPr>
+      <w:r>
+        <w:t xml:space="preserve">Pilot platform codebase (this repository) with 3 ETL pipelines operational</w:t>
+      </w:r>
+    </w:p>
+    <w:p>
+      <w:pPr>
+        <w:pStyle w:val="ListParagraph"/>
+        <w:numPr>
+          <w:ilvl w:val="0"/>
+          <w:numId w:val="2"/>
+        </w:numPr>
+        <w:spacing w:after="80"/>
+      </w:pPr>
+      <w:r>
+        <w:t xml:space="preserve">Executive charter for multi-quarter production program — not a single MVP extension</w:t>
+      </w:r>
+    </w:p>
+    <w:p>
+      <w:pPr>
+        <w:pStyle w:val="ListParagraph"/>
+        <w:numPr>
+          <w:ilvl w:val="0"/>
+          <w:numId w:val="2"/>
+        </w:numPr>
+        <w:spacing w:after="80"/>
+      </w:pPr>
+      <w:r>
+        <w:t xml:space="preserve">SME governance model defined before scaling past 15 product families</w:t>
+      </w:r>
+    </w:p>
+    <w:p>
+      <w:pPr>
+        <w:spacing w:after="200"/>
+      </w:pPr>
+    </w:p>
+    <w:p>
+      <w:pPr>
+        <w:pStyle w:val="Heading2"/>
+      </w:pPr>
+      <w:r>
+        <w:t xml:space="preserve">Dependencies</w:t>
+      </w:r>
+    </w:p>
+    <w:tbl>
+      <w:tblPr>
+        <w:tblW w:type="dxa" w:w="9360"/>
+        <w:tblBorders>
+          <w:top w:val="single" w:color="auto" w:sz="4"/>
+          <w:left w:val="single" w:color="auto" w:sz="4"/>
+          <w:bottom w:val="single" w:color="auto" w:sz="4"/>
+          <w:right w:val="single" w:color="auto" w:sz="4"/>
+          <w:insideH w:val="single" w:color="auto" w:sz="4"/>
+          <w:insideV w:val="single" w:color="auto" w:sz="4"/>
+        </w:tblBorders>
+      </w:tblPr>
+      <w:tblGrid>
+        <w:gridCol w:w="2400"/>
+        <w:gridCol w:w="2000"/>
+        <w:gridCol w:w="2000"/>
+        <w:gridCol w:w="2960"/>
+      </w:tblGrid>
+      <w:tr>
+        <w:tc>
+          <w:tcPr>
+            <w:tcW w:type="dxa" w:w="2400"/>
+            <w:tcBorders>
+              <w:top w:val="single" w:color="CCCCCC" w:sz="1"/>
+              <w:left w:val="single" w:color="CCCCCC" w:sz="1"/>
+              <w:bottom w:val="single" w:color="CCCCCC" w:sz="1"/>
+              <w:right w:val="single" w:color="CCCCCC" w:sz="1"/>
+            </w:tcBorders>
+            <w:shd w:fill="1F4E79" w:val="clear"/>
+            <w:tcMar>
+              <w:top w:type="dxa" w:w="80"/>
+              <w:left w:type="dxa" w:w="120"/>
+              <w:bottom w:type="dxa" w:w="80"/>
+              <w:right w:type="dxa" w:w="120"/>
+            </w:tcMar>
+          </w:tcPr>
+          <w:p>
+            <w:r>
+              <w:rPr>
+                <w:b/>
+                <w:bCs/>
+                <w:color w:val="FFFFFF"/>
+              </w:rPr>
+              <w:t xml:space="preserve">Dependency</w:t>
+            </w:r>
+          </w:p>
+        </w:tc>
+        <w:tc>
+          <w:tcPr>
+            <w:tcW w:type="dxa" w:w="2000"/>
+            <w:tcBorders>
+              <w:top w:val="single" w:color="CCCCCC" w:sz="1"/>
+              <w:left w:val="single" w:color="CCCCCC" w:sz="1"/>
+              <w:bottom w:val="single" w:color="CCCCCC" w:sz="1"/>
+              <w:right w:val="single" w:color="CCCCCC" w:sz="1"/>
+            </w:tcBorders>
+            <w:shd w:fill="1F4E79" w:val="clear"/>
+            <w:tcMar>
+              <w:top w:type="dxa" w:w="80"/>
+              <w:left w:type="dxa" w:w="120"/>
+              <w:bottom w:type="dxa" w:w="80"/>
+              <w:right w:type="dxa" w:w="120"/>
+            </w:tcMar>
+          </w:tcPr>
+          <w:p>
+            <w:r>
+              <w:rPr>
+                <w:b/>
+                <w:bCs/>
+                <w:color w:val="FFFFFF"/>
+              </w:rPr>
+              <w:t xml:space="preserve">POC</w:t>
+            </w:r>
+          </w:p>
+        </w:tc>
+        <w:tc>
+          <w:tcPr>
+            <w:tcW w:type="dxa" w:w="2000"/>
+            <w:tcBorders>
+              <w:top w:val="single" w:color="CCCCCC" w:sz="1"/>
+              <w:left w:val="single" w:color="CCCCCC" w:sz="1"/>
+              <w:bottom w:val="single" w:color="CCCCCC" w:sz="1"/>
+              <w:right w:val="single" w:color="CCCCCC" w:sz="1"/>
+            </w:tcBorders>
+            <w:shd w:fill="1F4E79" w:val="clear"/>
+            <w:tcMar>
+              <w:top w:type="dxa" w:w="80"/>
+              <w:left w:type="dxa" w:w="120"/>
+              <w:bottom w:type="dxa" w:w="80"/>
+              <w:right w:type="dxa" w:w="120"/>
+            </w:tcMar>
+          </w:tcPr>
+          <w:p>
+            <w:r>
+              <w:rPr>
+                <w:b/>
+                <w:bCs/>
+                <w:color w:val="FFFFFF"/>
+              </w:rPr>
+              <w:t xml:space="preserve">Pilot</w:t>
+            </w:r>
+          </w:p>
+        </w:tc>
+        <w:tc>
+          <w:tcPr>
+            <w:tcW w:type="dxa" w:w="2960"/>
+            <w:tcBorders>
+              <w:top w:val="single" w:color="CCCCCC" w:sz="1"/>
+              <w:left w:val="single" w:color="CCCCCC" w:sz="1"/>
+              <w:bottom w:val="single" w:color="CCCCCC" w:sz="1"/>
+              <w:right w:val="single" w:color="CCCCCC" w:sz="1"/>
+            </w:tcBorders>
+            <w:shd w:fill="1F4E79" w:val="clear"/>
+            <w:tcMar>
+              <w:top w:type="dxa" w:w="80"/>
+              <w:left w:type="dxa" w:w="120"/>
+              <w:bottom w:type="dxa" w:w="80"/>
+              <w:right w:type="dxa" w:w="120"/>
+            </w:tcMar>
+          </w:tcPr>
+          <w:p>
+            <w:r>
+              <w:rPr>
+                <w:b/>
+                <w:bCs/>
+                <w:color w:val="FFFFFF"/>
+              </w:rPr>
+              <w:t xml:space="preserve">Production</w:t>
+            </w:r>
+          </w:p>
+        </w:tc>
+      </w:tr>
+      <w:tr>
+        <w:tc>
+          <w:tcPr>
+            <w:tcW w:type="dxa" w:w="2400"/>
+            <w:tcBorders>
+              <w:top w:val="single" w:color="CCCCCC" w:sz="1"/>
+              <w:left w:val="single" w:color="CCCCCC" w:sz="1"/>
+              <w:bottom w:val="single" w:color="CCCCCC" w:sz="1"/>
+              <w:right w:val="single" w:color="CCCCCC" w:sz="1"/>
+            </w:tcBorders>
+            <w:tcMar>
+              <w:top w:type="dxa" w:w="80"/>
+              <w:left w:type="dxa" w:w="120"/>
+              <w:bottom w:type="dxa" w:w="80"/>
+              <w:right w:type="dxa" w:w="120"/>
+            </w:tcMar>
+          </w:tcPr>
+          <w:p>
+            <w:r>
+              <w:t xml:space="preserve">Knowledge ETL pipeline</w:t>
+            </w:r>
+          </w:p>
+        </w:tc>
+        <w:tc>
+          <w:tcPr>
+            <w:tcW w:type="dxa" w:w="2000"/>
+            <w:tcBorders>
+              <w:top w:val="single" w:color="CCCCCC" w:sz="1"/>
+              <w:left w:val="single" w:color="CCCCCC" w:sz="1"/>
+              <w:bottom w:val="single" w:color="CCCCCC" w:sz="1"/>
+              <w:right w:val="single" w:color="CCCCCC" w:sz="1"/>
+            </w:tcBorders>
+            <w:tcMar>
+              <w:top w:type="dxa" w:w="80"/>
+              <w:left w:type="dxa" w:w="120"/>
+              <w:bottom w:type="dxa" w:w="80"/>
+              <w:right w:type="dxa" w:w="120"/>
+            </w:tcMar>
+          </w:tcPr>
+          <w:p>
+            <w:r>
+              <w:t xml:space="preserve">Fixture + 1 live read</w:t>
+            </w:r>
+          </w:p>
+        </w:tc>
+        <w:tc>
+          <w:tcPr>
+            <w:tcW w:type="dxa" w:w="2000"/>
+            <w:tcBorders>
+              <w:top w:val="single" w:color="CCCCCC" w:sz="1"/>
+              <w:left w:val="single" w:color="CCCCCC" w:sz="1"/>
+              <w:bottom w:val="single" w:color="CCCCCC" w:sz="1"/>
+              <w:right w:val="single" w:color="CCCCCC" w:sz="1"/>
+            </w:tcBorders>
+            <w:tcMar>
+              <w:top w:type="dxa" w:w="80"/>
+              <w:left w:type="dxa" w:w="120"/>
+              <w:bottom w:type="dxa" w:w="80"/>
+              <w:right w:type="dxa" w:w="120"/>
+            </w:tcMar>
+          </w:tcPr>
+          <w:p>
+            <w:r>
+              <w:t xml:space="preserve">Nightly scheduled</w:t>
+            </w:r>
+          </w:p>
+        </w:tc>
+        <w:tc>
+          <w:tcPr>
+            <w:tcW w:type="dxa" w:w="2960"/>
+            <w:tcBorders>
+              <w:top w:val="single" w:color="CCCCCC" w:sz="1"/>
+              <w:left w:val="single" w:color="CCCCCC" w:sz="1"/>
+              <w:bottom w:val="single" w:color="CCCCCC" w:sz="1"/>
+              <w:right w:val="single" w:color="CCCCCC" w:sz="1"/>
+            </w:tcBorders>
+            <w:tcMar>
+              <w:top w:type="dxa" w:w="80"/>
+              <w:left w:type="dxa" w:w="120"/>
+              <w:bottom w:type="dxa" w:w="80"/>
+              <w:right w:type="dxa" w:w="120"/>
+            </w:tcMar>
+          </w:tcPr>
+          <w:p>
+            <w:r>
+              <w:t xml:space="preserve">Full + incremental</w:t>
+            </w:r>
+          </w:p>
+        </w:tc>
+      </w:tr>
+      <w:tr>
+        <w:tc>
+          <w:tcPr>
+            <w:tcW w:type="dxa" w:w="2400"/>
+            <w:tcBorders>
+              <w:top w:val="single" w:color="CCCCCC" w:sz="1"/>
+              <w:left w:val="single" w:color="CCCCCC" w:sz="1"/>
+              <w:bottom w:val="single" w:color="CCCCCC" w:sz="1"/>
+              <w:right w:val="single" w:color="CCCCCC" w:sz="1"/>
+            </w:tcBorders>
+            <w:tcMar>
+              <w:top w:type="dxa" w:w="80"/>
+              <w:left w:type="dxa" w:w="120"/>
+              <w:bottom w:type="dxa" w:w="80"/>
+              <w:right w:type="dxa" w:w="120"/>
+            </w:tcMar>
+          </w:tcPr>
+          <w:p>
+            <w:r>
+              <w:t xml:space="preserve">Smoke validation gate</w:t>
+            </w:r>
+          </w:p>
+        </w:tc>
+        <w:tc>
+          <w:tcPr>
+            <w:tcW w:type="dxa" w:w="2000"/>
+            <w:tcBorders>
+              <w:top w:val="single" w:color="CCCCCC" w:sz="1"/>
+              <w:left w:val="single" w:color="CCCCCC" w:sz="1"/>
+              <w:bottom w:val="single" w:color="CCCCCC" w:sz="1"/>
+              <w:right w:val="single" w:color="CCCCCC" w:sz="1"/>
+            </w:tcBorders>
+            <w:tcMar>
+              <w:top w:type="dxa" w:w="80"/>
+              <w:left w:type="dxa" w:w="120"/>
+              <w:bottom w:type="dxa" w:w="80"/>
+              <w:right w:type="dxa" w:w="120"/>
+            </w:tcMar>
+          </w:tcPr>
+          <w:p>
+            <w:r>
+              <w:t xml:space="preserve">Manual trigger</w:t>
+            </w:r>
+          </w:p>
+        </w:tc>
+        <w:tc>
+          <w:tcPr>
+            <w:tcW w:type="dxa" w:w="2000"/>
+            <w:tcBorders>
+              <w:top w:val="single" w:color="CCCCCC" w:sz="1"/>
+              <w:left w:val="single" w:color="CCCCCC" w:sz="1"/>
+              <w:bottom w:val="single" w:color="CCCCCC" w:sz="1"/>
+              <w:right w:val="single" w:color="CCCCCC" w:sz="1"/>
+            </w:tcBorders>
+            <w:tcMar>
+              <w:top w:type="dxa" w:w="80"/>
+              <w:left w:type="dxa" w:w="120"/>
+              <w:bottom w:type="dxa" w:w="80"/>
+              <w:right w:type="dxa" w:w="120"/>
+            </w:tcMar>
+          </w:tcPr>
+          <w:p>
+            <w:r>
+              <w:t xml:space="preserve">CI/CD gate</w:t>
+            </w:r>
+          </w:p>
+        </w:tc>
+        <w:tc>
+          <w:tcPr>
+            <w:tcW w:type="dxa" w:w="2960"/>
+            <w:tcBorders>
+              <w:top w:val="single" w:color="CCCCCC" w:sz="1"/>
+              <w:left w:val="single" w:color="CCCCCC" w:sz="1"/>
+              <w:bottom w:val="single" w:color="CCCCCC" w:sz="1"/>
+              <w:right w:val="single" w:color="CCCCCC" w:sz="1"/>
+            </w:tcBorders>
+            <w:tcMar>
+              <w:top w:type="dxa" w:w="80"/>
+              <w:left w:type="dxa" w:w="120"/>
+              <w:bottom w:type="dxa" w:w="80"/>
+              <w:right w:type="dxa" w:w="120"/>
+            </w:tcMar>
+          </w:tcPr>
+          <w:p>
+            <w:r>
+              <w:t xml:space="preserve">Mandatory promotion gate</w:t>
+            </w:r>
+          </w:p>
+        </w:tc>
+      </w:tr>
+      <w:tr>
+        <w:tc>
+          <w:tcPr>
+            <w:tcW w:type="dxa" w:w="2400"/>
+            <w:tcBorders>
+              <w:top w:val="single" w:color="CCCCCC" w:sz="1"/>
+              <w:left w:val="single" w:color="CCCCCC" w:sz="1"/>
+              <w:bottom w:val="single" w:color="CCCCCC" w:sz="1"/>
+              <w:right w:val="single" w:color="CCCCCC" w:sz="1"/>
+            </w:tcBorders>
+            <w:tcMar>
+              <w:top w:type="dxa" w:w="80"/>
+              <w:left w:type="dxa" w:w="120"/>
+              <w:bottom w:type="dxa" w:w="80"/>
+              <w:right w:type="dxa" w:w="120"/>
+            </w:tcMar>
+          </w:tcPr>
+          <w:p>
+            <w:r>
+              <w:t xml:space="preserve">SME approval workflow</w:t>
+            </w:r>
+          </w:p>
+        </w:tc>
+        <w:tc>
+          <w:tcPr>
+            <w:tcW w:type="dxa" w:w="2000"/>
+            <w:tcBorders>
+              <w:top w:val="single" w:color="CCCCCC" w:sz="1"/>
+              <w:left w:val="single" w:color="CCCCCC" w:sz="1"/>
+              <w:bottom w:val="single" w:color="CCCCCC" w:sz="1"/>
+              <w:right w:val="single" w:color="CCCCCC" w:sz="1"/>
+            </w:tcBorders>
+            <w:tcMar>
+              <w:top w:type="dxa" w:w="80"/>
+              <w:left w:type="dxa" w:w="120"/>
+              <w:bottom w:type="dxa" w:w="80"/>
+              <w:right w:type="dxa" w:w="120"/>
+            </w:tcMar>
+          </w:tcPr>
+          <w:p>
+            <w:r>
+              <w:t xml:space="preserve">Ad hoc review</w:t>
+            </w:r>
+          </w:p>
+        </w:tc>
+        <w:tc>
+          <w:tcPr>
+            <w:tcW w:type="dxa" w:w="2000"/>
+            <w:tcBorders>
+              <w:top w:val="single" w:color="CCCCCC" w:sz="1"/>
+              <w:left w:val="single" w:color="CCCCCC" w:sz="1"/>
+              <w:bottom w:val="single" w:color="CCCCCC" w:sz="1"/>
+              <w:right w:val="single" w:color="CCCCCC" w:sz="1"/>
+            </w:tcBorders>
+            <w:tcMar>
+              <w:top w:type="dxa" w:w="80"/>
+              <w:left w:type="dxa" w:w="120"/>
+              <w:bottom w:type="dxa" w:w="80"/>
+              <w:right w:type="dxa" w:w="120"/>
+            </w:tcMar>
+          </w:tcPr>
+          <w:p>
+            <w:r>
+              <w:t xml:space="preserve">Queue tool MVP</w:t>
+            </w:r>
+          </w:p>
+        </w:tc>
+        <w:tc>
+          <w:tcPr>
+            <w:tcW w:type="dxa" w:w="2960"/>
+            <w:tcBorders>
+              <w:top w:val="single" w:color="CCCCCC" w:sz="1"/>
+              <w:left w:val="single" w:color="CCCCCC" w:sz="1"/>
+              <w:bottom w:val="single" w:color="CCCCCC" w:sz="1"/>
+              <w:right w:val="single" w:color="CCCCCC" w:sz="1"/>
+            </w:tcBorders>
+            <w:tcMar>
+              <w:top w:type="dxa" w:w="80"/>
+              <w:left w:type="dxa" w:w="120"/>
+              <w:bottom w:type="dxa" w:w="80"/>
+              <w:right w:type="dxa" w:w="120"/>
+            </w:tcMar>
+          </w:tcPr>
+          <w:p>
+            <w:r>
+              <w:t xml:space="preserve">Governance pipeline #8</w:t>
+            </w:r>
+          </w:p>
+        </w:tc>
+      </w:tr>
+      <w:tr>
+        <w:tc>
+          <w:tcPr>
+            <w:tcW w:type="dxa" w:w="2400"/>
+            <w:tcBorders>
+              <w:top w:val="single" w:color="CCCCCC" w:sz="1"/>
+              <w:left w:val="single" w:color="CCCCCC" w:sz="1"/>
+              <w:bottom w:val="single" w:color="CCCCCC" w:sz="1"/>
+              <w:right w:val="single" w:color="CCCCCC" w:sz="1"/>
+            </w:tcBorders>
+            <w:tcMar>
+              <w:top w:type="dxa" w:w="80"/>
+              <w:left w:type="dxa" w:w="120"/>
+              <w:bottom w:type="dxa" w:w="80"/>
+              <w:right w:type="dxa" w:w="120"/>
+            </w:tcMar>
+          </w:tcPr>
+          <w:p>
+            <w:r>
+              <w:t xml:space="preserve">Neo4j</w:t>
+            </w:r>
+          </w:p>
+        </w:tc>
+        <w:tc>
+          <w:tcPr>
+            <w:tcW w:type="dxa" w:w="2000"/>
+            <w:tcBorders>
+              <w:top w:val="single" w:color="CCCCCC" w:sz="1"/>
+              <w:left w:val="single" w:color="CCCCCC" w:sz="1"/>
+              <w:bottom w:val="single" w:color="CCCCCC" w:sz="1"/>
+              <w:right w:val="single" w:color="CCCCCC" w:sz="1"/>
+            </w:tcBorders>
+            <w:tcMar>
+              <w:top w:type="dxa" w:w="80"/>
+              <w:left w:type="dxa" w:w="120"/>
+              <w:bottom w:type="dxa" w:w="80"/>
+              <w:right w:type="dxa" w:w="120"/>
+            </w:tcMar>
+          </w:tcPr>
+          <w:p>
+            <w:r>
+              <w:t xml:space="preserve">Docker staging</w:t>
+            </w:r>
+          </w:p>
+        </w:tc>
+        <w:tc>
+          <w:tcPr>
+            <w:tcW w:type="dxa" w:w="2000"/>
+            <w:tcBorders>
+              <w:top w:val="single" w:color="CCCCCC" w:sz="1"/>
+              <w:left w:val="single" w:color="CCCCCC" w:sz="1"/>
+              <w:bottom w:val="single" w:color="CCCCCC" w:sz="1"/>
+              <w:right w:val="single" w:color="CCCCCC" w:sz="1"/>
+            </w:tcBorders>
+            <w:tcMar>
+              <w:top w:type="dxa" w:w="80"/>
+              <w:left w:type="dxa" w:w="120"/>
+              <w:bottom w:type="dxa" w:w="80"/>
+              <w:right w:type="dxa" w:w="120"/>
+            </w:tcMar>
+          </w:tcPr>
+          <w:p>
+            <w:r>
+              <w:t xml:space="preserve">Aura Professional</w:t>
+            </w:r>
+          </w:p>
+        </w:tc>
+        <w:tc>
+          <w:tcPr>
+            <w:tcW w:type="dxa" w:w="2960"/>
+            <w:tcBorders>
+              <w:top w:val="single" w:color="CCCCCC" w:sz="1"/>
+              <w:left w:val="single" w:color="CCCCCC" w:sz="1"/>
+              <w:bottom w:val="single" w:color="CCCCCC" w:sz="1"/>
+              <w:right w:val="single" w:color="CCCCCC" w:sz="1"/>
+            </w:tcBorders>
+            <w:tcMar>
+              <w:top w:type="dxa" w:w="80"/>
+              <w:left w:type="dxa" w:w="120"/>
+              <w:bottom w:type="dxa" w:w="80"/>
+              <w:right w:type="dxa" w:w="120"/>
+            </w:tcMar>
+          </w:tcPr>
+          <w:p>
+            <w:r>
+              <w:t xml:space="preserve">Aura Enterprise cluster</w:t>
+            </w:r>
+          </w:p>
+        </w:tc>
+      </w:tr>
+      <w:tr>
+        <w:tc>
+          <w:tcPr>
+            <w:tcW w:type="dxa" w:w="2400"/>
+            <w:tcBorders>
+              <w:top w:val="single" w:color="CCCCCC" w:sz="1"/>
+              <w:left w:val="single" w:color="CCCCCC" w:sz="1"/>
+              <w:bottom w:val="single" w:color="CCCCCC" w:sz="1"/>
+              <w:right w:val="single" w:color="CCCCCC" w:sz="1"/>
+            </w:tcBorders>
+            <w:tcMar>
+              <w:top w:type="dxa" w:w="80"/>
+              <w:left w:type="dxa" w:w="120"/>
+              <w:bottom w:type="dxa" w:w="80"/>
+              <w:right w:type="dxa" w:w="120"/>
+            </w:tcMar>
+          </w:tcPr>
+          <w:p>
+            <w:r>
+              <w:t xml:space="preserve">Vector index pipeline</w:t>
+            </w:r>
+          </w:p>
+        </w:tc>
+        <w:tc>
+          <w:tcPr>
+            <w:tcW w:type="dxa" w:w="2000"/>
+            <w:tcBorders>
+              <w:top w:val="single" w:color="CCCCCC" w:sz="1"/>
+              <w:left w:val="single" w:color="CCCCCC" w:sz="1"/>
+              <w:bottom w:val="single" w:color="CCCCCC" w:sz="1"/>
+              <w:right w:val="single" w:color="CCCCCC" w:sz="1"/>
+            </w:tcBorders>
+            <w:tcMar>
+              <w:top w:type="dxa" w:w="80"/>
+              <w:left w:type="dxa" w:w="120"/>
+              <w:bottom w:type="dxa" w:w="80"/>
+              <w:right w:type="dxa" w:w="120"/>
+            </w:tcMar>
+          </w:tcPr>
+          <w:p>
+            <w:r>
+              <w:t xml:space="preserve">Out</w:t>
+            </w:r>
+          </w:p>
+        </w:tc>
+        <w:tc>
+          <w:tcPr>
+            <w:tcW w:type="dxa" w:w="2000"/>
+            <w:tcBorders>
+              <w:top w:val="single" w:color="CCCCCC" w:sz="1"/>
+              <w:left w:val="single" w:color="CCCCCC" w:sz="1"/>
+              <w:bottom w:val="single" w:color="CCCCCC" w:sz="1"/>
+              <w:right w:val="single" w:color="CCCCCC" w:sz="1"/>
+            </w:tcBorders>
+            <w:tcMar>
+              <w:top w:type="dxa" w:w="80"/>
+              <w:left w:type="dxa" w:w="120"/>
+              <w:bottom w:type="dxa" w:w="80"/>
+              <w:right w:type="dxa" w:w="120"/>
+            </w:tcMar>
+          </w:tcPr>
+          <w:p>
+            <w:r>
+              <w:t xml:space="preserve">Optional pilot</w:t>
+            </w:r>
+          </w:p>
+        </w:tc>
+        <w:tc>
+          <w:tcPr>
+            <w:tcW w:type="dxa" w:w="2960"/>
+            <w:tcBorders>
+              <w:top w:val="single" w:color="CCCCCC" w:sz="1"/>
+              <w:left w:val="single" w:color="CCCCCC" w:sz="1"/>
+              <w:bottom w:val="single" w:color="CCCCCC" w:sz="1"/>
+              <w:right w:val="single" w:color="CCCCCC" w:sz="1"/>
+            </w:tcBorders>
+            <w:tcMar>
+              <w:top w:type="dxa" w:w="80"/>
+              <w:left w:type="dxa" w:w="120"/>
+              <w:bottom w:type="dxa" w:w="80"/>
+              <w:right w:type="dxa" w:w="120"/>
+            </w:tcMar>
+          </w:tcPr>
+          <w:p>
+            <w:r>
+              <w:t xml:space="preserve">Pipeline #6 where ROI proven</w:t>
+            </w:r>
+          </w:p>
+        </w:tc>
+      </w:tr>
+      <w:tr>
+        <w:tc>
+          <w:tcPr>
+            <w:tcW w:type="dxa" w:w="2400"/>
+            <w:tcBorders>
+              <w:top w:val="single" w:color="CCCCCC" w:sz="1"/>
+              <w:left w:val="single" w:color="CCCCCC" w:sz="1"/>
+              <w:bottom w:val="single" w:color="CCCCCC" w:sz="1"/>
+              <w:right w:val="single" w:color="CCCCCC" w:sz="1"/>
+            </w:tcBorders>
+            <w:tcMar>
+              <w:top w:type="dxa" w:w="80"/>
+              <w:left w:type="dxa" w:w="120"/>
+              <w:bottom w:type="dxa" w:w="80"/>
+              <w:right w:type="dxa" w:w="120"/>
+            </w:tcMar>
+          </w:tcPr>
+          <w:p>
+            <w:r>
+              <w:t xml:space="preserve">Document ingestion</w:t>
+            </w:r>
+          </w:p>
+        </w:tc>
+        <w:tc>
+          <w:tcPr>
+            <w:tcW w:type="dxa" w:w="2000"/>
+            <w:tcBorders>
+              <w:top w:val="single" w:color="CCCCCC" w:sz="1"/>
+              <w:left w:val="single" w:color="CCCCCC" w:sz="1"/>
+              <w:bottom w:val="single" w:color="CCCCCC" w:sz="1"/>
+              <w:right w:val="single" w:color="CCCCCC" w:sz="1"/>
+            </w:tcBorders>
+            <w:tcMar>
+              <w:top w:type="dxa" w:w="80"/>
+              <w:left w:type="dxa" w:w="120"/>
+              <w:bottom w:type="dxa" w:w="80"/>
+              <w:right w:type="dxa" w:w="120"/>
+            </w:tcMar>
+          </w:tcPr>
+          <w:p>
+            <w:r>
+              <w:t xml:space="preserve">Manual</w:t>
+            </w:r>
+          </w:p>
+        </w:tc>
+        <w:tc>
+          <w:tcPr>
+            <w:tcW w:type="dxa" w:w="2000"/>
+            <w:tcBorders>
+              <w:top w:val="single" w:color="CCCCCC" w:sz="1"/>
+              <w:left w:val="single" w:color="CCCCCC" w:sz="1"/>
+              <w:bottom w:val="single" w:color="CCCCCC" w:sz="1"/>
+              <w:right w:val="single" w:color="CCCCCC" w:sz="1"/>
+            </w:tcBorders>
+            <w:tcMar>
+              <w:top w:type="dxa" w:w="80"/>
+              <w:left w:type="dxa" w:w="120"/>
+              <w:bottom w:type="dxa" w:w="80"/>
+              <w:right w:type="dxa" w:w="120"/>
+            </w:tcMar>
+          </w:tcPr>
+          <w:p>
+            <w:r>
+              <w:t xml:space="preserve">Pilot on 2 families</w:t>
+            </w:r>
+          </w:p>
+        </w:tc>
+        <w:tc>
+          <w:tcPr>
+            <w:tcW w:type="dxa" w:w="2960"/>
+            <w:tcBorders>
+              <w:top w:val="single" w:color="CCCCCC" w:sz="1"/>
+              <w:left w:val="single" w:color="CCCCCC" w:sz="1"/>
+              <w:bottom w:val="single" w:color="CCCCCC" w:sz="1"/>
+              <w:right w:val="single" w:color="CCCCCC" w:sz="1"/>
+            </w:tcBorders>
+            <w:tcMar>
+              <w:top w:type="dxa" w:w="80"/>
+              <w:left w:type="dxa" w:w="120"/>
+              <w:bottom w:type="dxa" w:w="80"/>
+              <w:right w:type="dxa" w:w="120"/>
+            </w:tcMar>
+          </w:tcPr>
+          <w:p>
+            <w:r>
+              <w:t xml:space="preserve">Pipeline #2 at scale</w:t>
+            </w:r>
+          </w:p>
+        </w:tc>
+      </w:tr>
+    </w:tbl>
+    <w:p>
+      <w:pPr>
+        <w:spacing w:after="200"/>
+      </w:pPr>
+    </w:p>
+    <w:p>
+      <w:pPr>
+        <w:pStyle w:val="Heading2"/>
+      </w:pPr>
+      <w:r>
+        <w:t xml:space="preserve">Assumptions</w:t>
+      </w:r>
+    </w:p>
+    <w:p>
+      <w:pPr>
+        <w:pStyle w:val="ListParagraph"/>
+        <w:numPr>
+          <w:ilvl w:val="0"/>
+          <w:numId w:val="2"/>
+        </w:numPr>
+        <w:spacing w:after="80"/>
+      </w:pPr>
+      <w:r>
+        <w:t xml:space="preserve">14 batch/governance pipelines are required for enterprise scale — 3 alone are insufficient</w:t>
+      </w:r>
+    </w:p>
+    <w:p>
+      <w:pPr>
+        <w:pStyle w:val="ListParagraph"/>
+        <w:numPr>
+          <w:ilvl w:val="0"/>
+          <w:numId w:val="2"/>
+        </w:numPr>
+        <w:spacing w:after="80"/>
+      </w:pPr>
+      <w:r>
+        <w:t xml:space="preserve">Knowledge engineering throughput (~2–4 families/engineer/month) is the scaling bottleneck</w:t>
+      </w:r>
+    </w:p>
+    <w:p>
+      <w:pPr>
+        <w:pStyle w:val="ListParagraph"/>
+        <w:numPr>
+          <w:ilvl w:val="0"/>
+          <w:numId w:val="2"/>
+        </w:numPr>
+        <w:spacing w:after="80"/>
+      </w:pPr>
+      <w:r>
+        <w:t xml:space="preserve">Pilot proves operational model; production is 12–24 months for 100+ families</w:t>
+      </w:r>
+    </w:p>
+    <w:p>
+      <w:pPr>
+        <w:pStyle w:val="ListParagraph"/>
+        <w:numPr>
+          <w:ilvl w:val="0"/>
+          <w:numId w:val="2"/>
+        </w:numPr>
+        <w:spacing w:after="80"/>
+      </w:pPr>
+      <w:r>
+        <w:t xml:space="preserve">Each phase has explicit 'does NOT prove' boundaries to prevent scope creep</w:t>
+      </w:r>
+    </w:p>
+    <w:p>
+      <w:pPr>
+        <w:spacing w:after="200"/>
+      </w:pPr>
+    </w:p>
+    <w:p>
+      <w:pPr>
+        <w:pStyle w:val="Heading2"/>
+      </w:pPr>
+      <w:r>
+        <w:t xml:space="preserve">Risk Mitigation</w:t>
+      </w:r>
+    </w:p>
+    <w:tbl>
+      <w:tblPr>
+        <w:tblW w:type="dxa" w:w="9360"/>
+        <w:tblBorders>
+          <w:top w:val="single" w:color="auto" w:sz="4"/>
+          <w:left w:val="single" w:color="auto" w:sz="4"/>
+          <w:bottom w:val="single" w:color="auto" w:sz="4"/>
+          <w:right w:val="single" w:color="auto" w:sz="4"/>
+          <w:insideH w:val="single" w:color="auto" w:sz="4"/>
+          <w:insideV w:val="single" w:color="auto" w:sz="4"/>
+        </w:tblBorders>
+      </w:tblPr>
+      <w:tblGrid>
+        <w:gridCol w:w="3600"/>
+        <w:gridCol w:w="5760"/>
+      </w:tblGrid>
+      <w:tr>
+        <w:tc>
+          <w:tcPr>
+            <w:tcW w:type="dxa" w:w="3600"/>
+            <w:tcBorders>
+              <w:top w:val="single" w:color="CCCCCC" w:sz="1"/>
+              <w:left w:val="single" w:color="CCCCCC" w:sz="1"/>
+              <w:bottom w:val="single" w:color="CCCCCC" w:sz="1"/>
+              <w:right w:val="single" w:color="CCCCCC" w:sz="1"/>
+            </w:tcBorders>
+            <w:shd w:fill="1F4E79" w:val="clear"/>
+            <w:tcMar>
+              <w:top w:type="dxa" w:w="80"/>
+              <w:left w:type="dxa" w:w="120"/>
+              <w:bottom w:type="dxa" w:w="80"/>
+              <w:right w:type="dxa" w:w="120"/>
+            </w:tcMar>
+          </w:tcPr>
+          <w:p>
+            <w:r>
+              <w:rPr>
+                <w:b/>
+                <w:bCs/>
+                <w:color w:val="FFFFFF"/>
+              </w:rPr>
+              <w:t xml:space="preserve">Risk</w:t>
+            </w:r>
+          </w:p>
+        </w:tc>
+        <w:tc>
+          <w:tcPr>
+            <w:tcW w:type="dxa" w:w="5760"/>
+            <w:tcBorders>
+              <w:top w:val="single" w:color="CCCCCC" w:sz="1"/>
+              <w:left w:val="single" w:color="CCCCCC" w:sz="1"/>
+              <w:bottom w:val="single" w:color="CCCCCC" w:sz="1"/>
+              <w:right w:val="single" w:color="CCCCCC" w:sz="1"/>
+            </w:tcBorders>
+            <w:shd w:fill="1F4E79" w:val="clear"/>
+            <w:tcMar>
+              <w:top w:type="dxa" w:w="80"/>
+              <w:left w:type="dxa" w:w="120"/>
+              <w:bottom w:type="dxa" w:w="80"/>
+              <w:right w:type="dxa" w:w="120"/>
+            </w:tcMar>
+          </w:tcPr>
+          <w:p>
+            <w:r>
+              <w:rPr>
+                <w:b/>
+                <w:bCs/>
+                <w:color w:val="FFFFFF"/>
+              </w:rPr>
+              <w:t xml:space="preserve">Phase gate mitigation</w:t>
+            </w:r>
+          </w:p>
+        </w:tc>
+      </w:tr>
+      <w:tr>
+        <w:tc>
+          <w:tcPr>
+            <w:tcW w:type="dxa" w:w="3600"/>
+            <w:tcBorders>
+              <w:top w:val="single" w:color="CCCCCC" w:sz="1"/>
+              <w:left w:val="single" w:color="CCCCCC" w:sz="1"/>
+              <w:bottom w:val="single" w:color="CCCCCC" w:sz="1"/>
+              <w:right w:val="single" w:color="CCCCCC" w:sz="1"/>
+            </w:tcBorders>
+            <w:tcMar>
+              <w:top w:type="dxa" w:w="80"/>
+              <w:left w:type="dxa" w:w="120"/>
+              <w:bottom w:type="dxa" w:w="80"/>
+              <w:right w:type="dxa" w:w="120"/>
+            </w:tcMar>
+          </w:tcPr>
+          <w:p>
+            <w:r>
+              <w:t xml:space="preserve">Scaling catalog before pilot KPIs stable</w:t>
+            </w:r>
+          </w:p>
+        </w:tc>
+        <w:tc>
+          <w:tcPr>
+            <w:tcW w:type="dxa" w:w="5760"/>
+            <w:tcBorders>
+              <w:top w:val="single" w:color="CCCCCC" w:sz="1"/>
+              <w:left w:val="single" w:color="CCCCCC" w:sz="1"/>
+              <w:bottom w:val="single" w:color="CCCCCC" w:sz="1"/>
+              <w:right w:val="single" w:color="CCCCCC" w:sz="1"/>
+            </w:tcBorders>
+            <w:tcMar>
+              <w:top w:type="dxa" w:w="80"/>
+              <w:left w:type="dxa" w:w="120"/>
+              <w:bottom w:type="dxa" w:w="80"/>
+              <w:right w:type="dxa" w:w="120"/>
+            </w:tcMar>
+          </w:tcPr>
+          <w:p>
+            <w:r>
+              <w:t xml:space="preserve">Phase 3 charter blocked until MVP override rate trends down</w:t>
+            </w:r>
+          </w:p>
+        </w:tc>
+      </w:tr>
+      <w:tr>
+        <w:tc>
+          <w:tcPr>
+            <w:tcW w:type="dxa" w:w="3600"/>
+            <w:tcBorders>
+              <w:top w:val="single" w:color="CCCCCC" w:sz="1"/>
+              <w:left w:val="single" w:color="CCCCCC" w:sz="1"/>
+              <w:bottom w:val="single" w:color="CCCCCC" w:sz="1"/>
+              <w:right w:val="single" w:color="CCCCCC" w:sz="1"/>
+            </w:tcBorders>
+            <w:tcMar>
+              <w:top w:type="dxa" w:w="80"/>
+              <w:left w:type="dxa" w:w="120"/>
+              <w:bottom w:type="dxa" w:w="80"/>
+              <w:right w:type="dxa" w:w="120"/>
+            </w:tcMar>
+          </w:tcPr>
+          <w:p>
+            <w:r>
+              <w:t xml:space="preserve">Automated knowledge without SME sign-off</w:t>
+            </w:r>
+          </w:p>
+        </w:tc>
+        <w:tc>
+          <w:tcPr>
+            <w:tcW w:type="dxa" w:w="5760"/>
+            <w:tcBorders>
+              <w:top w:val="single" w:color="CCCCCC" w:sz="1"/>
+              <w:left w:val="single" w:color="CCCCCC" w:sz="1"/>
+              <w:bottom w:val="single" w:color="CCCCCC" w:sz="1"/>
+              <w:right w:val="single" w:color="CCCCCC" w:sz="1"/>
+            </w:tcBorders>
+            <w:tcMar>
+              <w:top w:type="dxa" w:w="80"/>
+              <w:left w:type="dxa" w:w="120"/>
+              <w:bottom w:type="dxa" w:w="80"/>
+              <w:right w:type="dxa" w:w="120"/>
+            </w:tcMar>
+          </w:tcPr>
+          <w:p>
+            <w:r>
+              <w:t xml:space="preserve">Pipeline #8 SME Review &amp; Approval — non-negotiable</w:t>
+            </w:r>
+          </w:p>
+        </w:tc>
+      </w:tr>
+      <w:tr>
+        <w:tc>
+          <w:tcPr>
+            <w:tcW w:type="dxa" w:w="3600"/>
+            <w:tcBorders>
+              <w:top w:val="single" w:color="CCCCCC" w:sz="1"/>
+              <w:left w:val="single" w:color="CCCCCC" w:sz="1"/>
+              <w:bottom w:val="single" w:color="CCCCCC" w:sz="1"/>
+              <w:right w:val="single" w:color="CCCCCC" w:sz="1"/>
+            </w:tcBorders>
+            <w:tcMar>
+              <w:top w:type="dxa" w:w="80"/>
+              <w:left w:type="dxa" w:w="120"/>
+              <w:bottom w:type="dxa" w:w="80"/>
+              <w:right w:type="dxa" w:w="120"/>
+            </w:tcMar>
+          </w:tcPr>
+          <w:p>
+            <w:r>
+              <w:t xml:space="preserve">Silent graph corruption</w:t>
+            </w:r>
+          </w:p>
+        </w:tc>
+        <w:tc>
+          <w:tcPr>
+            <w:tcW w:type="dxa" w:w="5760"/>
+            <w:tcBorders>
+              <w:top w:val="single" w:color="CCCCCC" w:sz="1"/>
+              <w:left w:val="single" w:color="CCCCCC" w:sz="1"/>
+              <w:bottom w:val="single" w:color="CCCCCC" w:sz="1"/>
+              <w:right w:val="single" w:color="CCCCCC" w:sz="1"/>
+            </w:tcBorders>
+            <w:tcMar>
+              <w:top w:type="dxa" w:w="80"/>
+              <w:left w:type="dxa" w:w="120"/>
+              <w:bottom w:type="dxa" w:w="80"/>
+              <w:right w:type="dxa" w:w="120"/>
+            </w:tcMar>
+          </w:tcPr>
+          <w:p>
+            <w:r>
+              <w:t xml:space="preserve">Pipeline #3 Data Quality &amp; Reconciliation + Pipeline #4 smoke gate</w:t>
+            </w:r>
+          </w:p>
+        </w:tc>
+      </w:tr>
+      <w:tr>
+        <w:tc>
+          <w:tcPr>
+            <w:tcW w:type="dxa" w:w="3600"/>
+            <w:tcBorders>
+              <w:top w:val="single" w:color="CCCCCC" w:sz="1"/>
+              <w:left w:val="single" w:color="CCCCCC" w:sz="1"/>
+              <w:bottom w:val="single" w:color="CCCCCC" w:sz="1"/>
+              <w:right w:val="single" w:color="CCCCCC" w:sz="1"/>
+            </w:tcBorders>
+            <w:tcMar>
+              <w:top w:type="dxa" w:w="80"/>
+              <w:left w:type="dxa" w:w="120"/>
+              <w:bottom w:type="dxa" w:w="80"/>
+              <w:right w:type="dxa" w:w="120"/>
+            </w:tcMar>
+          </w:tcPr>
+          <w:p>
+            <w:r>
+              <w:t xml:space="preserve">EOL product misdiagnosis</w:t>
+            </w:r>
+          </w:p>
+        </w:tc>
+        <w:tc>
+          <w:tcPr>
+            <w:tcW w:type="dxa" w:w="5760"/>
+            <w:tcBorders>
+              <w:top w:val="single" w:color="CCCCCC" w:sz="1"/>
+              <w:left w:val="single" w:color="CCCCCC" w:sz="1"/>
+              <w:bottom w:val="single" w:color="CCCCCC" w:sz="1"/>
+              <w:right w:val="single" w:color="CCCCCC" w:sz="1"/>
+            </w:tcBorders>
+            <w:tcMar>
+              <w:top w:type="dxa" w:w="80"/>
+              <w:left w:type="dxa" w:w="120"/>
+              <w:bottom w:type="dxa" w:w="80"/>
+              <w:right w:type="dxa" w:w="120"/>
+            </w:tcMar>
+          </w:tcPr>
+          <w:p>
+            <w:r>
+              <w:t xml:space="preserve">Pipeline #7 Catalog Retirement</w:t>
+            </w:r>
+          </w:p>
+        </w:tc>
+      </w:tr>
+      <w:tr>
+        <w:tc>
+          <w:tcPr>
+            <w:tcW w:type="dxa" w:w="3600"/>
+            <w:tcBorders>
+              <w:top w:val="single" w:color="CCCCCC" w:sz="1"/>
+              <w:left w:val="single" w:color="CCCCCC" w:sz="1"/>
+              <w:bottom w:val="single" w:color="CCCCCC" w:sz="1"/>
+              <w:right w:val="single" w:color="CCCCCC" w:sz="1"/>
+            </w:tcBorders>
+            <w:tcMar>
+              <w:top w:type="dxa" w:w="80"/>
+              <w:left w:type="dxa" w:w="120"/>
+              <w:bottom w:type="dxa" w:w="80"/>
+              <w:right w:type="dxa" w:w="120"/>
+            </w:tcMar>
+          </w:tcPr>
+          <w:p>
+            <w:r>
+              <w:t xml:space="preserve">Regulatory audit failure</w:t>
+            </w:r>
+          </w:p>
+        </w:tc>
+        <w:tc>
+          <w:tcPr>
+            <w:tcW w:type="dxa" w:w="5760"/>
+            <w:tcBorders>
+              <w:top w:val="single" w:color="CCCCCC" w:sz="1"/>
+              <w:left w:val="single" w:color="CCCCCC" w:sz="1"/>
+              <w:bottom w:val="single" w:color="CCCCCC" w:sz="1"/>
+              <w:right w:val="single" w:color="CCCCCC" w:sz="1"/>
+            </w:tcBorders>
+            <w:tcMar>
+              <w:top w:type="dxa" w:w="80"/>
+              <w:left w:type="dxa" w:w="120"/>
+              <w:bottom w:type="dxa" w:w="80"/>
+              <w:right w:type="dxa" w:w="120"/>
+            </w:tcMar>
+          </w:tcPr>
+          <w:p>
+            <w:r>
+              <w:t xml:space="preserve">Pipeline #9 Lineage Audit Export + Pipeline #10 Compliance Snapshot</w:t>
+            </w:r>
+          </w:p>
+        </w:tc>
+      </w:tr>
+    </w:tbl>
     <w:p>
       <w:pPr>
         <w:spacing w:after="200"/>
